--- a/klagomål/S 2468-2024 FSC-klagomål.docx
+++ b/klagomål/S 2468-2024 FSC-klagomål.docx
@@ -1660,7 +1660,7 @@
     <w:r>
       <w:tab/>
       <w:tab/>
-      <w:t>2026-07-13</w:t>
+      <w:t>2026-07-14</w:t>
       <w:br/>
       <w:br/>
     </w:r>

--- a/klagomål/S 2468-2024 FSC-klagomål.docx
+++ b/klagomål/S 2468-2024 FSC-klagomål.docx
@@ -1660,7 +1660,7 @@
     <w:r>
       <w:tab/>
       <w:tab/>
-      <w:t>2026-07-14</w:t>
+      <w:t>2026-07-15</w:t>
       <w:br/>
       <w:br/>
     </w:r>

--- a/klagomål/S 2468-2024 FSC-klagomål.docx
+++ b/klagomål/S 2468-2024 FSC-klagomål.docx
@@ -1660,7 +1660,7 @@
     <w:r>
       <w:tab/>
       <w:tab/>
-      <w:t>2026-07-15</w:t>
+      <w:t>2026-07-16</w:t>
       <w:br/>
       <w:br/>
     </w:r>

--- a/klagomål/S 2468-2024 FSC-klagomål.docx
+++ b/klagomål/S 2468-2024 FSC-klagomål.docx
@@ -1660,7 +1660,7 @@
     <w:r>
       <w:tab/>
       <w:tab/>
-      <w:t>2026-07-16</w:t>
+      <w:t>2026-07-17</w:t>
       <w:br/>
       <w:br/>
     </w:r>

--- a/klagomål/S 2468-2024 FSC-klagomål.docx
+++ b/klagomål/S 2468-2024 FSC-klagomål.docx
@@ -1660,7 +1660,7 @@
     <w:r>
       <w:tab/>
       <w:tab/>
-      <w:t>2026-07-17</w:t>
+      <w:t>2026-07-18</w:t>
       <w:br/>
       <w:br/>
     </w:r>

--- a/klagomål/S 2468-2024 FSC-klagomål.docx
+++ b/klagomål/S 2468-2024 FSC-klagomål.docx
@@ -1660,7 +1660,7 @@
     <w:r>
       <w:tab/>
       <w:tab/>
-      <w:t>2026-07-18</w:t>
+      <w:t>2026-07-19</w:t>
       <w:br/>
       <w:br/>
     </w:r>

--- a/klagomål/S 2468-2024 FSC-klagomål.docx
+++ b/klagomål/S 2468-2024 FSC-klagomål.docx
@@ -1660,7 +1660,7 @@
     <w:r>
       <w:tab/>
       <w:tab/>
-      <w:t>2026-07-19</w:t>
+      <w:t>2026-07-20</w:t>
       <w:br/>
       <w:br/>
     </w:r>

--- a/klagomål/S 2468-2024 FSC-klagomål.docx
+++ b/klagomål/S 2468-2024 FSC-klagomål.docx
@@ -1660,7 +1660,7 @@
     <w:r>
       <w:tab/>
       <w:tab/>
-      <w:t>2026-07-20</w:t>
+      <w:t>2026-07-21</w:t>
       <w:br/>
       <w:br/>
     </w:r>

--- a/klagomål/S 2468-2024 FSC-klagomål.docx
+++ b/klagomål/S 2468-2024 FSC-klagomål.docx
@@ -1660,7 +1660,7 @@
     <w:r>
       <w:tab/>
       <w:tab/>
-      <w:t>2026-07-21</w:t>
+      <w:t>2026-07-22</w:t>
       <w:br/>
       <w:br/>
     </w:r>

--- a/klagomål/S 2468-2024 FSC-klagomål.docx
+++ b/klagomål/S 2468-2024 FSC-klagomål.docx
@@ -1660,7 +1660,7 @@
     <w:r>
       <w:tab/>
       <w:tab/>
-      <w:t>2026-07-22</w:t>
+      <w:t>2026-07-23</w:t>
       <w:br/>
       <w:br/>
     </w:r>

--- a/klagomål/S 2468-2024 FSC-klagomål.docx
+++ b/klagomål/S 2468-2024 FSC-klagomål.docx
@@ -1660,7 +1660,7 @@
     <w:r>
       <w:tab/>
       <w:tab/>
-      <w:t>2026-07-23</w:t>
+      <w:t>2026-07-24</w:t>
       <w:br/>
       <w:br/>
     </w:r>

--- a/klagomål/S 2468-2024 FSC-klagomål.docx
+++ b/klagomål/S 2468-2024 FSC-klagomål.docx
@@ -1660,7 +1660,7 @@
     <w:r>
       <w:tab/>
       <w:tab/>
-      <w:t>2026-07-24</w:t>
+      <w:t>2026-07-25</w:t>
       <w:br/>
       <w:br/>
     </w:r>

--- a/klagomål/S 2468-2024 FSC-klagomål.docx
+++ b/klagomål/S 2468-2024 FSC-klagomål.docx
@@ -1660,7 +1660,7 @@
     <w:r>
       <w:tab/>
       <w:tab/>
-      <w:t>2026-07-25</w:t>
+      <w:t>2026-07-26</w:t>
       <w:br/>
       <w:br/>
     </w:r>

--- a/klagomål/S 2468-2024 FSC-klagomål.docx
+++ b/klagomål/S 2468-2024 FSC-klagomål.docx
@@ -1660,7 +1660,7 @@
     <w:r>
       <w:tab/>
       <w:tab/>
-      <w:t>2026-07-26</w:t>
+      <w:t>2026-07-27</w:t>
       <w:br/>
       <w:br/>
     </w:r>

--- a/klagomål/S 2468-2024 FSC-klagomål.docx
+++ b/klagomål/S 2468-2024 FSC-klagomål.docx
@@ -1660,7 +1660,7 @@
     <w:r>
       <w:tab/>
       <w:tab/>
-      <w:t>2026-07-27</w:t>
+      <w:t>2026-07-28</w:t>
       <w:br/>
       <w:br/>
     </w:r>

--- a/klagomål/S 2468-2024 FSC-klagomål.docx
+++ b/klagomål/S 2468-2024 FSC-klagomål.docx
@@ -1660,7 +1660,7 @@
     <w:r>
       <w:tab/>
       <w:tab/>
-      <w:t>2026-07-28</w:t>
+      <w:t>2026-07-29</w:t>
       <w:br/>
       <w:br/>
     </w:r>

--- a/klagomål/S 2468-2024 FSC-klagomål.docx
+++ b/klagomål/S 2468-2024 FSC-klagomål.docx
@@ -1660,7 +1660,7 @@
     <w:r>
       <w:tab/>
       <w:tab/>
-      <w:t>2026-07-29</w:t>
+      <w:t>2026-07-30</w:t>
       <w:br/>
       <w:br/>
     </w:r>

--- a/klagomål/S 2468-2024 FSC-klagomål.docx
+++ b/klagomål/S 2468-2024 FSC-klagomål.docx
@@ -1660,7 +1660,7 @@
     <w:r>
       <w:tab/>
       <w:tab/>
-      <w:t>2026-07-30</w:t>
+      <w:t>2026-07-31</w:t>
       <w:br/>
       <w:br/>
     </w:r>

--- a/klagomål/S 2468-2024 FSC-klagomål.docx
+++ b/klagomål/S 2468-2024 FSC-klagomål.docx
@@ -1660,7 +1660,7 @@
     <w:r>
       <w:tab/>
       <w:tab/>
-      <w:t>2026-07-31</w:t>
+      <w:t>2026-08-01</w:t>
       <w:br/>
       <w:br/>
     </w:r>

--- a/klagomål/S 2468-2024 FSC-klagomål.docx
+++ b/klagomål/S 2468-2024 FSC-klagomål.docx
@@ -1660,7 +1660,7 @@
     <w:r>
       <w:tab/>
       <w:tab/>
-      <w:t>2026-08-01</w:t>
+      <w:t>2026-08-02</w:t>
       <w:br/>
       <w:br/>
     </w:r>

--- a/klagomål/S 2468-2024 FSC-klagomål.docx
+++ b/klagomål/S 2468-2024 FSC-klagomål.docx
@@ -1660,7 +1660,7 @@
     <w:r>
       <w:tab/>
       <w:tab/>
-      <w:t>2026-08-02</w:t>
+      <w:t>2026-08-03</w:t>
       <w:br/>
       <w:br/>
     </w:r>

--- a/klagomål/S 2468-2024 FSC-klagomål.docx
+++ b/klagomål/S 2468-2024 FSC-klagomål.docx
@@ -1660,7 +1660,7 @@
     <w:r>
       <w:tab/>
       <w:tab/>
-      <w:t>2026-08-03</w:t>
+      <w:t>2026-08-05</w:t>
       <w:br/>
       <w:br/>
     </w:r>

--- a/klagomål/S 2468-2024 FSC-klagomål.docx
+++ b/klagomål/S 2468-2024 FSC-klagomål.docx
@@ -1660,7 +1660,7 @@
     <w:r>
       <w:tab/>
       <w:tab/>
-      <w:t>2026-08-05</w:t>
+      <w:t>2026-08-07</w:t>
       <w:br/>
       <w:br/>
     </w:r>

--- a/klagomål/S 2468-2024 FSC-klagomål.docx
+++ b/klagomål/S 2468-2024 FSC-klagomål.docx
@@ -1660,7 +1660,7 @@
     <w:r>
       <w:tab/>
       <w:tab/>
-      <w:t>2026-08-07</w:t>
+      <w:t>2026-08-08</w:t>
       <w:br/>
       <w:br/>
     </w:r>

--- a/klagomål/S 2468-2024 FSC-klagomål.docx
+++ b/klagomål/S 2468-2024 FSC-klagomål.docx
@@ -178,7 +178,7 @@
       <w:r>
         <w:drawing>
           <wp:inline xmlns:a="http://schemas.openxmlformats.org/drawingml/2006/main" xmlns:pic="http://schemas.openxmlformats.org/drawingml/2006/picture">
-            <wp:extent cx="5486400" cy="4806230"/>
+            <wp:extent cx="5486400" cy="4808965"/>
             <wp:docPr id="1" name="Picture 1"/>
             <wp:cNvGraphicFramePr>
               <a:graphicFrameLocks noChangeAspect="1"/>
@@ -199,7 +199,7 @@
                   <pic:spPr>
                     <a:xfrm>
                       <a:off x="0" y="0"/>
-                      <a:ext cx="5486400" cy="4806230"/>
+                      <a:ext cx="5486400" cy="4808965"/>
                     </a:xfrm>
                     <a:prstGeom prst="rect"/>
                   </pic:spPr>
@@ -216,12 +216,12 @@
         <w:spacing w:after="240"/>
       </w:pPr>
       <w:r>
-        <w:t>Figur 1. Fyndplatser för naturvårdsarter i och inom 25 meter från samrådsanmälan. Markörer utan svart kant är placerade på fyndplatsen. Markörer med svart kant är placerade vid sidan av fyndplatsen har ett svart streck som visar fyndplatsens exakta position. Kartans mittpunktskoordinat är N 6311089, E 586404 i SWEREF 99 TM.</w:t>
+        <w:t>Figur 1. Fyndplatser för naturvårdsarter i och inom 25 meter från samrådsanmälan. Markörer utan svart kant är placerade på fyndplatsen. Markörer med svart kant är placerade vid sidan av fyndplatsen och har ett svart streck som visar fyndplatsens exakta position. Kartans mittpunktskoordinat är N 6311089, E 586404 i SWEREF 99 TM.</w:t>
       </w:r>
     </w:p>
     <w:p>
       <w:r>
-        <w:t>I och inom 25 meter från samrådsanmälan finns fynd av 31 naturvårdsarter, varav 21 är rödlistade, 11 är fridlysta, 6 är typiska (T) och 6 är signalarter (S): ask (EN), gulbrokig barkfluga (EN), hålträdssvampmal (EN), ekpricklav (VU), läderbagge (VU, §4a), rosa lundlav (VU, T), sydpipistrell (VU, §4a), ullhårig pälsblomfluga (VU), barbastell (NT, §4a), björktrast (NT, §4), brunlångöra (NT, §4a), dammfladdermus (NT, §4a), ekmulmbagge (NT), ekticka (NT, T), gammelekslav (NT, T), gul dropplav (NT), matt pricklav (NT), nordfladdermus (NT, §4a), oxtungssvamp (NT), rutskinn (NT, T), tvåfärgad barksvartbagge (NT), blanksvart trämyra (S), grå skärelav (S), gulnål (S, T), lönnlav (S), safsa (S, T), tvåfläckig praktbagge (S), dvärgpipistrell (§4a), större brunfladdermus (§4a), trollpipistrell (§4a) och vattenfladdermus (§4a). Se Figur 1.</w:t>
+        <w:t>I och inom 25 meter från samrådsanmälan finns fynd av 35 naturvårdsarter, varav 21 är rödlistade, 11 är fridlysta, 10 är typiska (T) och 6 är signalarter (S): ask (EN), gulbrokig barkfluga (EN), hålträdssvampmal (EN), ekpricklav (VU), läderbagge (VU, §4a), rosa lundlav (VU, T), sydpipistrell (VU, §4a), ullhårig pälsblomfluga (VU), barbastell (NT, §4a), björktrast (NT, §4), brunlångöra (NT, §4a), dammfladdermus (NT, §4a), ekmulmbagge (NT), ekticka (NT, T), gammelekslav (NT, T), gul dropplav (NT), matt pricklav (NT), nordfladdermus (NT, §4a), oxtungssvamp (NT), rutskinn (NT, T), tvåfärgad barksvartbagge (NT), blanksvart trämyra (S), grå skärelav (S), gulnål (S, T), lönnlav (S), safsa (S, T), tvåfläckig praktbagge (S), hässlebrodd (T), liljekonvalj (T), lundslok (T), skogsbingel (T), dvärgpipistrell (§4a), större brunfladdermus (§4a), trollpipistrell (§4a) och vattenfladdermus (§4a). Se Figur 1.</w:t>
       </w:r>
     </w:p>
     <w:p>
@@ -782,6 +782,122 @@
         <w:rPr>
           <w:b/>
         </w:rPr>
+        <w:t>Hässlebrodd</w:t>
+      </w:r>
+      <w:r>
+        <w:t xml:space="preserve"> är typisk art för </w:t>
+      </w:r>
+      <w:r>
+        <w:rPr>
+          <w:i/>
+        </w:rPr>
+        <w:t xml:space="preserve">9040 Fjällbjörkskog </w:t>
+      </w:r>
+      <w:r>
+        <w:t xml:space="preserve">och </w:t>
+      </w:r>
+      <w:r>
+        <w:rPr>
+          <w:i/>
+        </w:rPr>
+        <w:t xml:space="preserve">1610 Åsöar i Östersjön </w:t>
+      </w:r>
+      <w:r>
+        <w:t>(SLU Artdatabanken, 2025).</w:t>
+      </w:r>
+    </w:p>
+    <w:p>
+      <w:r>
+        <w:rPr>
+          <w:b/>
+        </w:rPr>
+        <w:t>Liljekonvalj</w:t>
+      </w:r>
+      <w:r>
+        <w:t xml:space="preserve"> är typisk art för </w:t>
+      </w:r>
+      <w:r>
+        <w:rPr>
+          <w:i/>
+        </w:rPr>
+        <w:t>9190 Näringsfattig ekskog</w:t>
+      </w:r>
+      <w:r>
+        <w:t>. På liljekonvalj kan man hitta rostsvampen konvaljerost (NE) (SLU Artdatabanken, 2025).</w:t>
+      </w:r>
+    </w:p>
+    <w:p>
+      <w:r>
+        <w:rPr>
+          <w:b/>
+        </w:rPr>
+        <w:t>Lundslok</w:t>
+      </w:r>
+      <w:r>
+        <w:t xml:space="preserve"> är typisk art för </w:t>
+      </w:r>
+      <w:r>
+        <w:rPr>
+          <w:i/>
+        </w:rPr>
+        <w:t xml:space="preserve">9130 Näringsrik bokskog </w:t>
+      </w:r>
+      <w:r>
+        <w:t xml:space="preserve">och </w:t>
+      </w:r>
+      <w:r>
+        <w:rPr>
+          <w:i/>
+        </w:rPr>
+        <w:t>9160 Näringsrik ekskog</w:t>
+      </w:r>
+      <w:r>
+        <w:t>. Fjärilen lundsloksgräsmal har lundslok som värdväxt</w:t>
+      </w:r>
+      <w:r>
+        <w:rPr>
+          <w:i/>
+        </w:rPr>
+        <w:t xml:space="preserve"> </w:t>
+      </w:r>
+      <w:r>
+        <w:t>(SLU Artdatabanken, 2025).</w:t>
+      </w:r>
+    </w:p>
+    <w:p>
+      <w:r>
+        <w:rPr>
+          <w:b/>
+        </w:rPr>
+        <w:t>Skogsbingel</w:t>
+      </w:r>
+      <w:r>
+        <w:t xml:space="preserve"> är typisk art för </w:t>
+      </w:r>
+      <w:r>
+        <w:rPr>
+          <w:i/>
+        </w:rPr>
+        <w:t xml:space="preserve">9050 Näringsrik granskog, 9020 Nordlig ädellövskog, 9130 Näringsrik bokskog, 9160 Näringsrik ekskog </w:t>
+      </w:r>
+      <w:r>
+        <w:t>och</w:t>
+      </w:r>
+      <w:r>
+        <w:rPr>
+          <w:i/>
+        </w:rPr>
+        <w:t xml:space="preserve"> 9180 Ädellövskog i branter</w:t>
+      </w:r>
+      <w:r>
+        <w:t>. På skogsbingel kan i lundar och lövskogar den rödlistade arten bingeljordloppa (NT) påträffas. Bingeljordloppans larver äter på värdväxtens rötter. Fullbildade individer påträffas främst under vår och försommar. Den är mycket lokal i sitt uppträdande eftersom arten har svagt utvecklade flygvingar och saknar flygförmåga (SLU Artdatabanken, 2026).</w:t>
+      </w:r>
+    </w:p>
+    <w:p>
+      <w:r>
+        <w:rPr>
+          <w:b/>
+        </w:rPr>
         <w:t>Dvärgpipistrell (§4a)</w:t>
       </w:r>
       <w:r>
@@ -982,7 +1098,7 @@
         <w:rPr>
           <w:i/>
         </w:rPr>
-        <w:t>I det samrådsanmälda skogsområdet har 31 naturvårdsarter varav 21 rödlistade arter sina livsmiljöer och växtplatser.</w:t>
+        <w:t>I det samrådsanmälda skogsområdet har 35 naturvårdsarter varav 21 rödlistade arter sina livsmiljöer och växtplatser.</w:t>
       </w:r>
     </w:p>
     <w:p>
@@ -1660,7 +1776,7 @@
     <w:r>
       <w:tab/>
       <w:tab/>
-      <w:t>2026-08-14</w:t>
+      <w:t>2026-08-15</w:t>
       <w:br/>
       <w:br/>
     </w:r>

--- a/klagomål/S 2468-2024 FSC-klagomål.docx
+++ b/klagomål/S 2468-2024 FSC-klagomål.docx
@@ -1776,7 +1776,7 @@
     <w:r>
       <w:tab/>
       <w:tab/>
-      <w:t>2026-08-15</w:t>
+      <w:t>2026-08-16</w:t>
       <w:br/>
       <w:br/>
     </w:r>

--- a/klagomål/S 2468-2024 FSC-klagomål.docx
+++ b/klagomål/S 2468-2024 FSC-klagomål.docx
@@ -1776,7 +1776,7 @@
     <w:r>
       <w:tab/>
       <w:tab/>
-      <w:t>2026-08-16</w:t>
+      <w:t>2026-08-17</w:t>
       <w:br/>
       <w:br/>
     </w:r>

--- a/klagomål/S 2468-2024 FSC-klagomål.docx
+++ b/klagomål/S 2468-2024 FSC-klagomål.docx
@@ -1776,7 +1776,7 @@
     <w:r>
       <w:tab/>
       <w:tab/>
-      <w:t>2026-08-17</w:t>
+      <w:t>2026-08-18</w:t>
       <w:br/>
       <w:br/>
     </w:r>

--- a/klagomål/S 2468-2024 FSC-klagomål.docx
+++ b/klagomål/S 2468-2024 FSC-klagomål.docx
@@ -1776,7 +1776,7 @@
     <w:r>
       <w:tab/>
       <w:tab/>
-      <w:t>2026-08-18</w:t>
+      <w:t>2026-08-19</w:t>
       <w:br/>
       <w:br/>
     </w:r>

--- a/klagomål/S 2468-2024 FSC-klagomål.docx
+++ b/klagomål/S 2468-2024 FSC-klagomål.docx
@@ -1776,7 +1776,7 @@
     <w:r>
       <w:tab/>
       <w:tab/>
-      <w:t>2026-08-19</w:t>
+      <w:t>2026-08-20</w:t>
       <w:br/>
       <w:br/>
     </w:r>

--- a/klagomål/S 2468-2024 FSC-klagomål.docx
+++ b/klagomål/S 2468-2024 FSC-klagomål.docx
@@ -1776,7 +1776,7 @@
     <w:r>
       <w:tab/>
       <w:tab/>
-      <w:t>2026-08-20</w:t>
+      <w:t>2026-08-21</w:t>
       <w:br/>
       <w:br/>
     </w:r>

--- a/klagomål/S 2468-2024 FSC-klagomål.docx
+++ b/klagomål/S 2468-2024 FSC-klagomål.docx
@@ -1776,7 +1776,7 @@
     <w:r>
       <w:tab/>
       <w:tab/>
-      <w:t>2026-08-21</w:t>
+      <w:t>2026-08-22</w:t>
       <w:br/>
       <w:br/>
     </w:r>

--- a/klagomål/S 2468-2024 FSC-klagomål.docx
+++ b/klagomål/S 2468-2024 FSC-klagomål.docx
@@ -1776,7 +1776,7 @@
     <w:r>
       <w:tab/>
       <w:tab/>
-      <w:t>2026-08-22</w:t>
+      <w:t>2026-08-23</w:t>
       <w:br/>
       <w:br/>
     </w:r>

--- a/klagomål/S 2468-2024 FSC-klagomål.docx
+++ b/klagomål/S 2468-2024 FSC-klagomål.docx
@@ -1776,7 +1776,7 @@
     <w:r>
       <w:tab/>
       <w:tab/>
-      <w:t>2026-08-23</w:t>
+      <w:t>2026-08-24</w:t>
       <w:br/>
       <w:br/>
     </w:r>

--- a/klagomål/S 2468-2024 FSC-klagomål.docx
+++ b/klagomål/S 2468-2024 FSC-klagomål.docx
@@ -1776,7 +1776,7 @@
     <w:r>
       <w:tab/>
       <w:tab/>
-      <w:t>2026-08-24</w:t>
+      <w:t>2026-08-25</w:t>
       <w:br/>
       <w:br/>
     </w:r>

--- a/klagomål/S 2468-2024 FSC-klagomål.docx
+++ b/klagomål/S 2468-2024 FSC-klagomål.docx
@@ -1776,7 +1776,7 @@
     <w:r>
       <w:tab/>
       <w:tab/>
-      <w:t>2026-08-25</w:t>
+      <w:t>2026-08-26</w:t>
       <w:br/>
       <w:br/>
     </w:r>

--- a/klagomål/S 2468-2024 FSC-klagomål.docx
+++ b/klagomål/S 2468-2024 FSC-klagomål.docx
@@ -1776,7 +1776,7 @@
     <w:r>
       <w:tab/>
       <w:tab/>
-      <w:t>2026-08-26</w:t>
+      <w:t>2026-08-27</w:t>
       <w:br/>
       <w:br/>
     </w:r>

--- a/klagomål/S 2468-2024 FSC-klagomål.docx
+++ b/klagomål/S 2468-2024 FSC-klagomål.docx
@@ -1776,7 +1776,7 @@
     <w:r>
       <w:tab/>
       <w:tab/>
-      <w:t>2026-08-27</w:t>
+      <w:t>2026-08-28</w:t>
       <w:br/>
       <w:br/>
     </w:r>

--- a/klagomål/S 2468-2024 FSC-klagomål.docx
+++ b/klagomål/S 2468-2024 FSC-klagomål.docx
@@ -1776,7 +1776,7 @@
     <w:r>
       <w:tab/>
       <w:tab/>
-      <w:t>2026-08-28</w:t>
+      <w:t>2026-08-29</w:t>
       <w:br/>
       <w:br/>
     </w:r>

--- a/klagomål/S 2468-2024 FSC-klagomål.docx
+++ b/klagomål/S 2468-2024 FSC-klagomål.docx
@@ -1776,7 +1776,7 @@
     <w:r>
       <w:tab/>
       <w:tab/>
-      <w:t>2026-08-29</w:t>
+      <w:t>2026-08-31</w:t>
       <w:br/>
       <w:br/>
     </w:r>

--- a/klagomål/S 2468-2024 FSC-klagomål.docx
+++ b/klagomål/S 2468-2024 FSC-klagomål.docx
@@ -1776,7 +1776,7 @@
     <w:r>
       <w:tab/>
       <w:tab/>
-      <w:t>2026-08-31</w:t>
+      <w:t>2026-09-01</w:t>
       <w:br/>
       <w:br/>
     </w:r>

--- a/klagomål/S 2468-2024 FSC-klagomål.docx
+++ b/klagomål/S 2468-2024 FSC-klagomål.docx
@@ -1776,7 +1776,7 @@
     <w:r>
       <w:tab/>
       <w:tab/>
-      <w:t>2026-09-01</w:t>
+      <w:t>2026-09-02</w:t>
       <w:br/>
       <w:br/>
     </w:r>

--- a/klagomål/S 2468-2024 FSC-klagomål.docx
+++ b/klagomål/S 2468-2024 FSC-klagomål.docx
@@ -1776,7 +1776,7 @@
     <w:r>
       <w:tab/>
       <w:tab/>
-      <w:t>2026-09-02</w:t>
+      <w:t>2026-09-03</w:t>
       <w:br/>
       <w:br/>
     </w:r>

--- a/klagomål/S 2468-2024 FSC-klagomål.docx
+++ b/klagomål/S 2468-2024 FSC-klagomål.docx
@@ -1776,7 +1776,7 @@
     <w:r>
       <w:tab/>
       <w:tab/>
-      <w:t>2026-09-03</w:t>
+      <w:t>2026-09-04</w:t>
       <w:br/>
       <w:br/>
     </w:r>

--- a/klagomål/S 2468-2024 FSC-klagomål.docx
+++ b/klagomål/S 2468-2024 FSC-klagomål.docx
@@ -1776,7 +1776,7 @@
     <w:r>
       <w:tab/>
       <w:tab/>
-      <w:t>2026-09-04</w:t>
+      <w:t>2026-09-05</w:t>
       <w:br/>
       <w:br/>
     </w:r>

--- a/klagomål/S 2468-2024 FSC-klagomål.docx
+++ b/klagomål/S 2468-2024 FSC-klagomål.docx
@@ -1776,7 +1776,7 @@
     <w:r>
       <w:tab/>
       <w:tab/>
-      <w:t>2026-09-05</w:t>
+      <w:t>2026-09-06</w:t>
       <w:br/>
       <w:br/>
     </w:r>

--- a/klagomål/S 2468-2024 FSC-klagomål.docx
+++ b/klagomål/S 2468-2024 FSC-klagomål.docx
@@ -1776,7 +1776,7 @@
     <w:r>
       <w:tab/>
       <w:tab/>
-      <w:t>2026-09-06</w:t>
+      <w:t>2026-09-07</w:t>
       <w:br/>
       <w:br/>
     </w:r>

--- a/klagomål/S 2468-2024 FSC-klagomål.docx
+++ b/klagomål/S 2468-2024 FSC-klagomål.docx
@@ -1776,7 +1776,7 @@
     <w:r>
       <w:tab/>
       <w:tab/>
-      <w:t>2026-09-07</w:t>
+      <w:t>2026-09-08</w:t>
       <w:br/>
       <w:br/>
     </w:r>

--- a/klagomål/S 2468-2024 FSC-klagomål.docx
+++ b/klagomål/S 2468-2024 FSC-klagomål.docx
@@ -1776,7 +1776,7 @@
     <w:r>
       <w:tab/>
       <w:tab/>
-      <w:t>2026-09-08</w:t>
+      <w:t>2026-09-09</w:t>
       <w:br/>
       <w:br/>
     </w:r>

--- a/klagomål/S 2468-2024 FSC-klagomål.docx
+++ b/klagomål/S 2468-2024 FSC-klagomål.docx
@@ -1776,7 +1776,7 @@
     <w:r>
       <w:tab/>
       <w:tab/>
-      <w:t>2026-09-09</w:t>
+      <w:t>2026-09-10</w:t>
       <w:br/>
       <w:br/>
     </w:r>

--- a/klagomål/S 2468-2024 FSC-klagomål.docx
+++ b/klagomål/S 2468-2024 FSC-klagomål.docx
@@ -1776,7 +1776,7 @@
     <w:r>
       <w:tab/>
       <w:tab/>
-      <w:t>2026-09-10</w:t>
+      <w:t>2026-09-11</w:t>
       <w:br/>
       <w:br/>
     </w:r>

--- a/klagomål/S 2468-2024 FSC-klagomål.docx
+++ b/klagomål/S 2468-2024 FSC-klagomål.docx
@@ -1776,7 +1776,7 @@
     <w:r>
       <w:tab/>
       <w:tab/>
-      <w:t>2026-09-11</w:t>
+      <w:t>2026-09-12</w:t>
       <w:br/>
       <w:br/>
     </w:r>
